--- a/templates_weekly/04_project_details.docx
+++ b/templates_weekly/04_project_details.docx
@@ -7499,7 +7499,9 @@
       </w:r>
       <w:r>
         <w:rPr>
-          <w:rFonts w:hint="cs"/>
+          <w:rFonts w:ascii="TH SarabunIT๙" w:hAnsi="TH SarabunIT๙" w:cs="TH SarabunIT๙" w:hint="cs"/>
+          <w:sz w:val="32"/>
+          <w:szCs w:val="32"/>
           <w:cs/>
         </w:rPr>
         <w:t>งานปรับปรุงยกระดับฝาท่อระบายน้ำ</w:t>
